--- a/course_development/domains/active_inference_embodied/03_intuitive_knowing/08_planning/output/lab-protocols/08_planning-lab.docx
+++ b/course_development/domains/active_inference_embodied/03_intuitive_knowing/08_planning/output/lab-protocols/08_planning-lab.docx
@@ -4,7 +4,7 @@
   <w:body>
     <w:p>
       <w:r>
-        <w:t>Lab: Exploring Planning</w:t>
+        <w:t>Lab: Listening to What Wants to Happen</w:t>
       </w:r>
     </w:p>
     <w:p>
@@ -14,7 +14,7 @@
     </w:p>
     <w:p>
       <w:r>
-        <w:t>Design and simulate a simple agent that demonstrates the principles of Planning .</w:t>
+        <w:t>Explore embodied planning through reflective journaling that reveals how the body anticipates, prepares for, and evaluates future action through the lens of pattern-feeling without numbers.</w:t>
       </w:r>
     </w:p>
     <w:p>
@@ -24,12 +24,82 @@
     </w:p>
     <w:p>
       <w:r>
-        <w:t>Basic understanding of Python or a relevant simulation tool.  Familiarity with the formal definition of Planning.   Steps</w:t>
+        <w:t>A quiet, comfortable space for 25 minutes  Willingness to engage in reflective journaling  No prior experience required   Part 1: Arriving (5 minutes)</w:t>
       </w:r>
     </w:p>
     <w:p>
       <w:r>
-        <w:t>Define the Environment : Create a simple grid world or state space relevant to Embodied.  Define the Agent : Specify the agent's generative model, focusing on Planning.  Simulation : Run the agent for 100 timesteps.  Perturbation : Introduce a specific challenge to Planning (e.g., increased noise, occlusion).  Analysis : Plot the Free Energy over time. Does the agent successfully adapt?   Discussion Requirements</w:t>
+        <w:t>Sit quietly with your journal. Take three slow breaths. Before writing anything, check in with your body. Notice any sensations, feelings, or subtle knowings that are present right now.</w:t>
+      </w:r>
+    </w:p>
+    <w:p>
+      <w:r>
+        <w:t>Notice: your body is already planning. It is adjusting posture, regulating breath, and anticipating what comes next. Through pattern-feeling without numbers, attend to the body's forward-looking quality.</w:t>
+      </w:r>
+    </w:p>
+    <w:p>
+      <w:r>
+        <w:t>Write your response here  (What is your body preparing for right now? What future does it seem to anticipate?)</w:t>
+      </w:r>
+    </w:p>
+    <w:p>
+      <w:r>
+        <w:t>Part 2: Felt Futures (7 minutes)</w:t>
+      </w:r>
+    </w:p>
+    <w:p>
+      <w:r>
+        <w:t>Think of two possible activities. For each, let the body simulate the experience. Through pattern-feeling without numbers, notice the somatic response -- does the body lean toward one future or pull away?</w:t>
+      </w:r>
+    </w:p>
+    <w:p>
+      <w:r>
+        <w:t>Write your response here  (Describe the bodily response to each imagined future. Did the body have a preference? How did pattern-feeling without numbers inform this evaluation?)</w:t>
+      </w:r>
+    </w:p>
+    <w:p>
+      <w:r>
+        <w:t>Part 3: Emergent Action (7 minutes)</w:t>
+      </w:r>
+    </w:p>
+    <w:p>
+      <w:r>
+        <w:t>Rather than planning what to do next, ask the body: What wants to happen? Wait. Let a movement or action emerge without deliberation. Through pattern-feeling without numbers, trust the body's intelligence.</w:t>
+      </w:r>
+    </w:p>
+    <w:p>
+      <w:r>
+        <w:t>Write your response here  (What emerged? Was there a sense of rightness or flow? How does pattern-feeling without numbers support or challenge this kind of emergent planning?)</w:t>
+      </w:r>
+    </w:p>
+    <w:p>
+      <w:r>
+        <w:t>Part 4: Reflection (5 minutes)</w:t>
+      </w:r>
+    </w:p>
+    <w:p>
+      <w:r>
+        <w:t>Through pattern-feeling without numbers, reflect on the relationship between planning and presence.</w:t>
+      </w:r>
+    </w:p>
+    <w:p>
+      <w:r>
+        <w:t>Write your response here  (Can you plan without projecting anxiously into the future? How does embodied planning through pattern-feeling without numbers differ from intellectual planning?)</w:t>
+      </w:r>
+    </w:p>
+    <w:p>
+      <w:r>
+        <w:t>Reflection Table</w:t>
+      </w:r>
+    </w:p>
+    <w:p>
+      <w:r>
+        <w:t>Dimension  What I Noticed  Active Inference Connection      Initial awareness    Baseline generative model state    Embodied exploration    Prediction error through direct experience    Pattern-feeling without numbers lens    Course-specific perspective on planning    Integration    Updated understanding through bodily knowing     Discussion</w:t>
+      </w:r>
+    </w:p>
+    <w:p>
+      <w:r>
+        <w:t>Consider how pattern-feeling without numbers reveals aspects of planning that other perspectives might miss. In Active Inference, every perspective changes the precision weighting of different signals, revealing different dimensions of the same underlying process of free energy minimization.</w:t>
       </w:r>
     </w:p>
     <w:sectPr>
